--- a/ky/wisdom-stories/gods-pleasure.docx
+++ b/ky/wisdom-stories/gods-pleasure.docx
@@ -75,7 +75,7 @@
           <w:sz w:val="22"/>
           <w:lang w:val="ky-KG"/>
         </w:rPr>
-        <w:t>Адамды Аллахтын ыраазылыгынан алыстаткан бардык жолдорду да изилдеп көрдүм. Алардын эң коркунучтуусу — бирөөнүн көңүлүн оорутуу экенин түшүндүм».</w:t>
+        <w:t>Адамды Аллахтын ыраазылыгынан алыстаткан бардык жолдорду да изилдеп көрдүм. Алардын эң коркунучтуусу — бирөөнүн жүрөгүн сындыруу экенин түшүндүм».</w:t>
       </w:r>
     </w:p>
     <w:p>
@@ -99,7 +99,7 @@
           <w:sz w:val="22"/>
           <w:lang w:val="ky-KG"/>
         </w:rPr>
-        <w:t xml:space="preserve">Сабак: </w:t>
+        <w:t>Сабак: Аллахтын ыраазылыгына жетүүнүн эң кыска жолу — адамдарды кубантуу. Жүрөк сындыруу болсо адамды Анын ыраазылыгынан алыстатат.</w:t>
       </w:r>
       <w:r>
         <w:rPr>
@@ -108,7 +108,6 @@
           <w:sz w:val="22"/>
           <w:lang w:val="ky-KG"/>
         </w:rPr>
-        <w:t>Бирөөнүн көңүлүн көтөрүү — сооптуу иш. Жакшылык издеп жүрүп, жанындагы адамдын көңүлүн оорутуп алба.</w:t>
       </w:r>
     </w:p>
     <w:p>
@@ -132,7 +131,7 @@
           <w:lang w:val="ru-RU"/>
           <w:lang w:val="ky-KG"/>
         </w:rPr>
-        <w:t>Окуя ачык интернет булактарынан алынды.</w:t>
+        <w:t>Аңгемелер ачык интернет булактарынан алынган, иллюстрациялар болсо ЖИ менен түзүлгөн.</w:t>
       </w:r>
     </w:p>
     <w:sectPr>
